--- a/LR07/Турсунов_Руслан_Аширбаевич_Вариант_26_ЛР_7.docx
+++ b/LR07/Турсунов_Руслан_Аширбаевич_Вариант_26_ЛР_7.docx
@@ -381,8 +381,6 @@
           <w:lang w:val="ru-RU"/>
         </w:rPr>
       </w:pPr>
-      <w:bookmarkStart w:id="0" w:name="_GoBack"/>
-      <w:bookmarkEnd w:id="0"/>
       <w:r>
         <w:rPr>
           <w:rFonts w:ascii="Times New Roman" w:hAnsi="Times New Roman" w:cs="Times New Roman"/>
@@ -1075,16 +1073,7 @@
           <w:szCs w:val="28"/>
           <w:lang w:val="ru-RU"/>
         </w:rPr>
-        <w:t xml:space="preserve"> на синтетических сценах, измерить качество реконструкции на отложенной выборке и выяснить экспериментом, как на него влияют размер латентного вектора, архитектура, функция потерь, шум на вх</w:t>
-      </w:r>
-      <w:r>
-        <w:rPr>
-          <w:rFonts w:ascii="Times New Roman" w:hAnsi="Times New Roman" w:cs="Times New Roman"/>
-          <w:sz w:val="28"/>
-          <w:szCs w:val="28"/>
-          <w:lang w:val="ru-RU"/>
-        </w:rPr>
-        <w:t>оде и размер обучающей выборки.</w:t>
+        <w:t xml:space="preserve"> на синтетических сценах, измерить качество реконструкции на отложенной выборке и выяснить экспериментом, как на него влияют размер латентного вектора, архитектура, функция потерь, шум на входе и размер обучающей выборки.</w:t>
       </w:r>
     </w:p>
     <w:p>
@@ -1314,17 +1303,7 @@
           <w:szCs w:val="28"/>
           <w:lang w:val="ru-RU"/>
         </w:rPr>
-        <w:t>С</w:t>
-      </w:r>
-      <w:r>
-        <w:rPr>
-          <w:rFonts w:ascii="Times New Roman" w:hAnsi="Times New Roman" w:cs="Times New Roman"/>
-          <w:b/>
-          <w:sz w:val="28"/>
-          <w:szCs w:val="28"/>
-          <w:lang w:val="ru-RU"/>
-        </w:rPr>
-        <w:t xml:space="preserve">ерия </w:t>
+        <w:t xml:space="preserve">Серия </w:t>
       </w:r>
       <w:r>
         <w:rPr>
@@ -1645,16 +1624,7 @@
           <w:szCs w:val="28"/>
           <w:lang w:val="ru-RU"/>
         </w:rPr>
-        <w:t xml:space="preserve"> — рост с ~101 тыс. до </w:t>
-      </w:r>
-      <w:r>
-        <w:rPr>
-          <w:rFonts w:ascii="Times New Roman" w:hAnsi="Times New Roman" w:cs="Times New Roman"/>
-          <w:sz w:val="28"/>
-          <w:szCs w:val="28"/>
-          <w:lang w:val="ru-RU"/>
-        </w:rPr>
-        <w:t>~150 тыс.</w:t>
+        <w:t xml:space="preserve"> — рост с ~101 тыс. до ~150 тыс.</w:t>
       </w:r>
     </w:p>
     <w:p>
@@ -1891,16 +1861,7 @@
           <w:szCs w:val="28"/>
           <w:lang w:val="ru-RU"/>
         </w:rPr>
-        <w:t xml:space="preserve"> </w:t>
-      </w:r>
-      <w:r>
-        <w:rPr>
-          <w:rFonts w:ascii="Times New Roman" w:hAnsi="Times New Roman" w:cs="Times New Roman"/>
-          <w:sz w:val="28"/>
-          <w:szCs w:val="28"/>
-          <w:lang w:val="ru-RU"/>
-        </w:rPr>
-        <w:t>сопоставлен с эталоном «средняя картинка»; вывод отделяет наблюдение от объяснения.</w:t>
+        <w:t xml:space="preserve"> сопоставлен с эталоном «средняя картинка»; вывод отделяет наблюдение от объяснения.</w:t>
       </w:r>
     </w:p>
     <w:p>
@@ -2066,16 +2027,7 @@
           <w:szCs w:val="28"/>
           <w:lang w:val="ru-RU"/>
         </w:rPr>
-        <w:t>). Внешние данные не загружаются. Персональных данных и матер</w:t>
-      </w:r>
-      <w:r>
-        <w:rPr>
-          <w:rFonts w:ascii="Times New Roman" w:hAnsi="Times New Roman" w:cs="Times New Roman"/>
-          <w:sz w:val="28"/>
-          <w:szCs w:val="28"/>
-          <w:lang w:val="ru-RU"/>
-        </w:rPr>
-        <w:t>иалов третьих лиц нет.</w:t>
+        <w:t>). Внешние данные не загружаются. Персональных данных и материалов третьих лиц нет.</w:t>
       </w:r>
     </w:p>
     <w:p>
@@ -2677,49 +2629,15 @@
           <w:sz w:val="28"/>
           <w:szCs w:val="28"/>
         </w:rPr>
-        <w:t xml:space="preserve">SHA-256 </w:t>
-      </w:r>
-      <w:r>
-        <w:rPr>
-          <w:rFonts w:ascii="Times New Roman" w:hAnsi="Times New Roman" w:cs="Times New Roman"/>
-          <w:b/>
-          <w:sz w:val="28"/>
-          <w:szCs w:val="28"/>
-        </w:rPr>
-        <w:t>lab07_lib.py</w:t>
-      </w:r>
-      <w:r>
-        <w:rPr>
-          <w:rFonts w:ascii="Times New Roman" w:hAnsi="Times New Roman" w:cs="Times New Roman"/>
-          <w:b/>
-          <w:sz w:val="28"/>
-          <w:szCs w:val="28"/>
-        </w:rPr>
-        <w:t>:</w:t>
-      </w:r>
-      <w:r>
-        <w:rPr>
-          <w:rFonts w:ascii="Times New Roman" w:hAnsi="Times New Roman" w:cs="Times New Roman"/>
-          <w:sz w:val="28"/>
-          <w:szCs w:val="28"/>
-        </w:rPr>
-        <w:t xml:space="preserve"> </w:t>
-      </w:r>
-      <w:r>
-        <w:rPr>
-          <w:rFonts w:ascii="Times New Roman" w:hAnsi="Times New Roman" w:cs="Times New Roman"/>
-          <w:sz w:val="28"/>
-          <w:szCs w:val="28"/>
-        </w:rPr>
-        <w:t>d84b83a878f55e95289d76a788dc9fa84d3249d0d33aa719d9db8d6792fd2698</w:t>
-      </w:r>
-      <w:r>
-        <w:rPr>
-          <w:rFonts w:ascii="Times New Roman" w:hAnsi="Times New Roman" w:cs="Times New Roman"/>
-          <w:sz w:val="28"/>
-          <w:szCs w:val="28"/>
-        </w:rPr>
-        <w:t xml:space="preserve"> — </w:t>
+        <w:t>SHA-256 lab07_lib.py:</w:t>
+      </w:r>
+      <w:r>
+        <w:rPr>
+          <w:rFonts w:ascii="Times New Roman" w:hAnsi="Times New Roman" w:cs="Times New Roman"/>
+          <w:sz w:val="28"/>
+          <w:szCs w:val="28"/>
+        </w:rPr>
+        <w:t xml:space="preserve"> d84b83a878f55e95289d76a788dc9fa84d3249d0d33aa719d9db8d6792fd2698 — </w:t>
       </w:r>
       <w:proofErr w:type="spellStart"/>
       <w:r>
@@ -2755,23 +2673,7 @@
           <w:sz w:val="28"/>
           <w:szCs w:val="28"/>
         </w:rPr>
-        <w:t xml:space="preserve"> МУ (</w:t>
-      </w:r>
-      <w:r>
-        <w:rPr>
-          <w:rFonts w:ascii="Times New Roman" w:hAnsi="Times New Roman" w:cs="Times New Roman"/>
-          <w:sz w:val="28"/>
-          <w:szCs w:val="28"/>
-        </w:rPr>
-        <w:t>d84b83a8...</w:t>
-      </w:r>
-      <w:r>
-        <w:rPr>
-          <w:rFonts w:ascii="Times New Roman" w:hAnsi="Times New Roman" w:cs="Times New Roman"/>
-          <w:sz w:val="28"/>
-          <w:szCs w:val="28"/>
-        </w:rPr>
-        <w:t>).</w:t>
+        <w:t xml:space="preserve"> МУ (d84b83a8...).</w:t>
       </w:r>
     </w:p>
     <w:p>
@@ -3197,23 +3099,13 @@
           <w:szCs w:val="28"/>
         </w:rPr>
       </w:pPr>
-      <w:proofErr w:type="gramStart"/>
-      <w:r>
-        <w:rPr>
-          <w:rFonts w:ascii="Courier New" w:hAnsi="Courier New" w:cs="Courier New"/>
-          <w:sz w:val="28"/>
-          <w:szCs w:val="28"/>
-        </w:rPr>
-        <w:t>a</w:t>
-      </w:r>
-      <w:proofErr w:type="gramEnd"/>
-      <w:r>
-        <w:rPr>
-          <w:rFonts w:ascii="Courier New" w:hAnsi="Courier New" w:cs="Courier New"/>
-          <w:sz w:val="28"/>
-          <w:szCs w:val="28"/>
-        </w:rPr>
-        <w:t xml:space="preserve">, b = </w:t>
+      <w:r>
+        <w:rPr>
+          <w:rFonts w:ascii="Courier New" w:hAnsi="Courier New" w:cs="Courier New"/>
+          <w:sz w:val="28"/>
+          <w:szCs w:val="28"/>
+        </w:rPr>
+        <w:t xml:space="preserve">a, b = </w:t>
       </w:r>
       <w:proofErr w:type="spellStart"/>
       <w:r>
@@ -3442,23 +3334,13 @@
           <w:szCs w:val="28"/>
         </w:rPr>
       </w:pPr>
-      <w:proofErr w:type="gramStart"/>
-      <w:r>
-        <w:rPr>
-          <w:rFonts w:ascii="Courier New" w:hAnsi="Courier New" w:cs="Courier New"/>
-          <w:sz w:val="28"/>
-          <w:szCs w:val="28"/>
-        </w:rPr>
-        <w:t>res</w:t>
-      </w:r>
-      <w:proofErr w:type="gramEnd"/>
-      <w:r>
-        <w:rPr>
-          <w:rFonts w:ascii="Courier New" w:hAnsi="Courier New" w:cs="Courier New"/>
-          <w:sz w:val="28"/>
-          <w:szCs w:val="28"/>
-        </w:rPr>
-        <w:t xml:space="preserve"> = </w:t>
+      <w:r>
+        <w:rPr>
+          <w:rFonts w:ascii="Courier New" w:hAnsi="Courier New" w:cs="Courier New"/>
+          <w:sz w:val="28"/>
+          <w:szCs w:val="28"/>
+        </w:rPr>
+        <w:t xml:space="preserve">res = </w:t>
       </w:r>
       <w:proofErr w:type="spellStart"/>
       <w:r>
@@ -3776,15 +3658,7 @@
           <w:sz w:val="28"/>
           <w:szCs w:val="28"/>
         </w:rPr>
-        <w:t>L.psnr_</w:t>
-      </w:r>
-      <w:r>
-        <w:rPr>
-          <w:rFonts w:ascii="Courier New" w:hAnsi="Courier New" w:cs="Courier New"/>
-          <w:sz w:val="28"/>
-          <w:szCs w:val="28"/>
-        </w:rPr>
-        <w:t>images</w:t>
+        <w:t>L.psnr_images</w:t>
       </w:r>
       <w:proofErr w:type="spellEnd"/>
       <w:r>
@@ -4138,13 +4012,7 @@
         <w:rPr>
           <w:rFonts w:ascii="Times New Roman" w:hAnsi="Times New Roman" w:cs="Times New Roman"/>
         </w:rPr>
-        <w:t>С</w:t>
-      </w:r>
-      <w:r>
-        <w:rPr>
-          <w:rFonts w:ascii="Times New Roman" w:hAnsi="Times New Roman" w:cs="Times New Roman"/>
-        </w:rPr>
-        <w:t>равнительный</w:t>
+        <w:t>Сравнительный</w:t>
       </w:r>
       <w:proofErr w:type="spellEnd"/>
       <w:r>
@@ -4195,16 +4063,7 @@
           <w:szCs w:val="28"/>
           <w:lang w:val="ru-RU"/>
         </w:rPr>
-        <w:t>=26</w:t>
-      </w:r>
-      <w:r>
-        <w:rPr>
-          <w:rFonts w:ascii="Times New Roman" w:hAnsi="Times New Roman" w:cs="Times New Roman"/>
-          <w:sz w:val="28"/>
-          <w:szCs w:val="28"/>
-          <w:lang w:val="ru-RU"/>
-        </w:rPr>
-        <w:t xml:space="preserve">. </w:t>
+        <w:t xml:space="preserve">=26. </w:t>
       </w:r>
       <w:proofErr w:type="spellStart"/>
       <w:r>
@@ -4222,23 +4081,7 @@
           <w:sz w:val="28"/>
           <w:szCs w:val="28"/>
         </w:rPr>
-        <w:t xml:space="preserve"> </w:t>
-      </w:r>
-      <w:r>
-        <w:rPr>
-          <w:rFonts w:ascii="Times New Roman" w:hAnsi="Times New Roman" w:cs="Times New Roman"/>
-          <w:sz w:val="28"/>
-          <w:szCs w:val="28"/>
-        </w:rPr>
-        <w:t>comparison.png</w:t>
-      </w:r>
-      <w:r>
-        <w:rPr>
-          <w:rFonts w:ascii="Times New Roman" w:hAnsi="Times New Roman" w:cs="Times New Roman"/>
-          <w:sz w:val="28"/>
-          <w:szCs w:val="28"/>
-        </w:rPr>
-        <w:t>.</w:t>
+        <w:t xml:space="preserve"> comparison.png.</w:t>
       </w:r>
     </w:p>
     <w:p>
@@ -5415,15 +5258,7 @@
                 <w:sz w:val="28"/>
                 <w:szCs w:val="28"/>
               </w:rPr>
-              <w:t>−</w:t>
-            </w:r>
-            <w:r>
-              <w:rPr>
-                <w:rFonts w:ascii="Times New Roman" w:hAnsi="Times New Roman" w:cs="Times New Roman"/>
-                <w:sz w:val="28"/>
-                <w:szCs w:val="28"/>
-              </w:rPr>
-              <w:t>0.065</w:t>
+              <w:t>−0.065</w:t>
             </w:r>
           </w:p>
         </w:tc>
@@ -5526,7 +5361,6 @@
         </w:rPr>
         <w:t>_30_</w:t>
       </w:r>
-      <w:proofErr w:type="gramStart"/>
       <w:r>
         <w:rPr>
           <w:rFonts w:ascii="Times New Roman" w:hAnsi="Times New Roman" w:cs="Times New Roman"/>
@@ -5548,7 +5382,6 @@
         <w:t>json</w:t>
       </w:r>
       <w:proofErr w:type="spellEnd"/>
-      <w:proofErr w:type="gramEnd"/>
       <w:r>
         <w:rPr>
           <w:rFonts w:ascii="Times New Roman" w:hAnsi="Times New Roman" w:cs="Times New Roman"/>
@@ -6637,15 +6470,7 @@
                 <w:sz w:val="28"/>
                 <w:szCs w:val="28"/>
               </w:rPr>
-              <w:t>−</w:t>
-            </w:r>
-            <w:r>
-              <w:rPr>
-                <w:rFonts w:ascii="Times New Roman" w:hAnsi="Times New Roman" w:cs="Times New Roman"/>
-                <w:sz w:val="28"/>
-                <w:szCs w:val="28"/>
-              </w:rPr>
-              <w:t>0.335</w:t>
+              <w:t>−0.335</w:t>
             </w:r>
           </w:p>
         </w:tc>
@@ -6731,17 +6556,7 @@
           <w:szCs w:val="28"/>
           <w:lang w:val="ru-RU"/>
         </w:rPr>
-        <w:t>0.02</w:t>
-      </w:r>
-      <w:r>
-        <w:rPr>
-          <w:rFonts w:ascii="Times New Roman" w:hAnsi="Times New Roman" w:cs="Times New Roman"/>
-          <w:b/>
-          <w:sz w:val="28"/>
-          <w:szCs w:val="28"/>
-          <w:lang w:val="ru-RU"/>
-        </w:rPr>
-        <w:t xml:space="preserve"> дБ</w:t>
+        <w:t>0.02 дБ</w:t>
       </w:r>
       <w:r>
         <w:rPr>
@@ -7248,15 +7063,7 @@
                 <w:sz w:val="28"/>
                 <w:szCs w:val="28"/>
               </w:rPr>
-              <w:t>Выигры</w:t>
-            </w:r>
-            <w:r>
-              <w:rPr>
-                <w:rFonts w:ascii="Times New Roman" w:hAnsi="Times New Roman" w:cs="Times New Roman"/>
-                <w:sz w:val="28"/>
-                <w:szCs w:val="28"/>
-              </w:rPr>
-              <w:t>ш</w:t>
+              <w:t>Выигрыш</w:t>
             </w:r>
             <w:proofErr w:type="spellEnd"/>
             <w:r>
@@ -8792,15 +8599,7 @@
           <w:sz w:val="28"/>
           <w:szCs w:val="28"/>
         </w:rPr>
-        <w:t>диск</w:t>
-      </w:r>
-      <w:r>
-        <w:rPr>
-          <w:rFonts w:ascii="Times New Roman" w:hAnsi="Times New Roman" w:cs="Times New Roman"/>
-          <w:sz w:val="28"/>
-          <w:szCs w:val="28"/>
-        </w:rPr>
-        <w:t>и</w:t>
+        <w:t>диски</w:t>
       </w:r>
       <w:proofErr w:type="spellEnd"/>
       <w:r>
@@ -9070,16 +8869,7 @@
           <w:szCs w:val="28"/>
           <w:lang w:val="ru-RU"/>
         </w:rPr>
-        <w:t xml:space="preserve"> — оба диск</w:t>
-      </w:r>
-      <w:r>
-        <w:rPr>
-          <w:rFonts w:ascii="Times New Roman" w:hAnsi="Times New Roman" w:cs="Times New Roman"/>
-          <w:sz w:val="28"/>
-          <w:szCs w:val="28"/>
-          <w:lang w:val="ru-RU"/>
-        </w:rPr>
-        <w:t xml:space="preserve">а различимы. Требование варианта («оба диска восстанавливаются и не сливаются») выполнено </w:t>
+        <w:t xml:space="preserve"> — оба диска различимы. Требование варианта («оба диска восстанавливаются и не сливаются») выполнено </w:t>
       </w:r>
       <w:r>
         <w:rPr>
@@ -9804,15 +9594,7 @@
                 <w:sz w:val="28"/>
                 <w:szCs w:val="28"/>
               </w:rPr>
-              <w:t>−</w:t>
-            </w:r>
-            <w:r>
-              <w:rPr>
-                <w:rFonts w:ascii="Times New Roman" w:hAnsi="Times New Roman" w:cs="Times New Roman"/>
-                <w:sz w:val="28"/>
-                <w:szCs w:val="28"/>
-              </w:rPr>
-              <w:t>0.065 с</w:t>
+              <w:t>−0.065 с</w:t>
             </w:r>
           </w:p>
         </w:tc>
@@ -10083,27 +9865,15 @@
         </w:rPr>
         <w:t xml:space="preserve"> = </w:t>
       </w:r>
-      <w:proofErr w:type="gramStart"/>
-      <w:r>
-        <w:rPr>
-          <w:rFonts w:ascii="Times New Roman" w:hAnsi="Times New Roman" w:cs="Times New Roman"/>
-          <w:b/>
-          <w:sz w:val="28"/>
-          <w:szCs w:val="28"/>
-          <w:lang w:val="ru-RU"/>
-        </w:rPr>
-        <w:t>4.98 &gt;</w:t>
-      </w:r>
-      <w:proofErr w:type="gramEnd"/>
-      <w:r>
-        <w:rPr>
-          <w:rFonts w:ascii="Times New Roman" w:hAnsi="Times New Roman" w:cs="Times New Roman"/>
-          <w:b/>
-          <w:sz w:val="28"/>
-          <w:szCs w:val="28"/>
-          <w:lang w:val="ru-RU"/>
-        </w:rPr>
-        <w:t xml:space="preserve"> 2</w:t>
+      <w:r>
+        <w:rPr>
+          <w:rFonts w:ascii="Times New Roman" w:hAnsi="Times New Roman" w:cs="Times New Roman"/>
+          <w:b/>
+          <w:sz w:val="28"/>
+          <w:szCs w:val="28"/>
+          <w:lang w:val="ru-RU"/>
+        </w:rPr>
+        <w:t>4.98 &gt; 2</w:t>
       </w:r>
       <w:r>
         <w:rPr>
@@ -10531,16 +10301,7 @@
           <w:sz w:val="28"/>
           <w:szCs w:val="28"/>
         </w:rPr>
-        <w:t>Вре</w:t>
-      </w:r>
-      <w:r>
-        <w:rPr>
-          <w:rFonts w:ascii="Times New Roman" w:hAnsi="Times New Roman" w:cs="Times New Roman"/>
-          <w:b/>
-          <w:sz w:val="28"/>
-          <w:szCs w:val="28"/>
-        </w:rPr>
-        <w:t>мя</w:t>
+        <w:t>Время</w:t>
       </w:r>
       <w:proofErr w:type="spellEnd"/>
       <w:r>
@@ -10659,25 +10420,7 @@
           <w:sz w:val="28"/>
           <w:szCs w:val="28"/>
         </w:rPr>
-        <w:t xml:space="preserve"> −3.5 </w:t>
-      </w:r>
-      <w:proofErr w:type="gramStart"/>
-      <w:r>
-        <w:rPr>
-          <w:rFonts w:ascii="Times New Roman" w:hAnsi="Times New Roman" w:cs="Times New Roman"/>
-          <w:sz w:val="28"/>
-          <w:szCs w:val="28"/>
-        </w:rPr>
-        <w:t>%</w:t>
-      </w:r>
-      <w:proofErr w:type="gramEnd"/>
-      <w:r>
-        <w:rPr>
-          <w:rFonts w:ascii="Times New Roman" w:hAnsi="Times New Roman" w:cs="Times New Roman"/>
-          <w:sz w:val="28"/>
-          <w:szCs w:val="28"/>
-        </w:rPr>
-        <w:t xml:space="preserve"> — </w:t>
+        <w:t xml:space="preserve"> −3.5 % — </w:t>
       </w:r>
       <w:r>
         <w:rPr>
@@ -10908,16 +10651,7 @@
           <w:szCs w:val="28"/>
           <w:lang w:val="ru-RU"/>
         </w:rPr>
-        <w:t>, эффект стал бы «н</w:t>
-      </w:r>
-      <w:r>
-        <w:rPr>
-          <w:rFonts w:ascii="Times New Roman" w:hAnsi="Times New Roman" w:cs="Times New Roman"/>
-          <w:sz w:val="28"/>
-          <w:szCs w:val="28"/>
-          <w:lang w:val="ru-RU"/>
-        </w:rPr>
-        <w:t xml:space="preserve">ейтральным». Это </w:t>
+        <w:t xml:space="preserve">, эффект стал бы «нейтральным». Это </w:t>
       </w:r>
       <w:r>
         <w:rPr>
@@ -11013,16 +10747,7 @@
           <w:szCs w:val="28"/>
           <w:lang w:val="ru-RU"/>
         </w:rPr>
-        <w:t xml:space="preserve">: и по статистике, и по допуску </w:t>
-      </w:r>
-      <w:r>
-        <w:rPr>
-          <w:rFonts w:ascii="Times New Roman" w:hAnsi="Times New Roman" w:cs="Times New Roman"/>
-          <w:sz w:val="28"/>
-          <w:szCs w:val="28"/>
-          <w:lang w:val="ru-RU"/>
-        </w:rPr>
-        <w:t xml:space="preserve">±1.0 дБ эффект значим. Но </w:t>
+        <w:t xml:space="preserve">: и по статистике, и по допуску ±1.0 дБ эффект значим. Но </w:t>
       </w:r>
       <w:r>
         <w:rPr>
@@ -11240,16 +10965,7 @@
           <w:szCs w:val="28"/>
           <w:lang w:val="ru-RU"/>
         </w:rPr>
-        <w:t>Эталон «средняя карти</w:t>
-      </w:r>
-      <w:r>
-        <w:rPr>
-          <w:rFonts w:ascii="Times New Roman" w:hAnsi="Times New Roman" w:cs="Times New Roman"/>
-          <w:sz w:val="28"/>
-          <w:szCs w:val="28"/>
-          <w:lang w:val="ru-RU"/>
-        </w:rPr>
-        <w:t xml:space="preserve">нка» = </w:t>
+        <w:t xml:space="preserve">Эталон «средняя картинка» = </w:t>
       </w:r>
       <w:r>
         <w:rPr>
@@ -11513,23 +11229,7 @@
           <w:sz w:val="28"/>
           <w:szCs w:val="28"/>
         </w:rPr>
-        <w:t xml:space="preserve"> </w:t>
-      </w:r>
-      <w:r>
-        <w:rPr>
-          <w:rFonts w:ascii="Times New Roman" w:hAnsi="Times New Roman" w:cs="Times New Roman"/>
-          <w:sz w:val="28"/>
-          <w:szCs w:val="28"/>
-        </w:rPr>
-        <w:t>disc</w:t>
-      </w:r>
-      <w:r>
-        <w:rPr>
-          <w:rFonts w:ascii="Times New Roman" w:hAnsi="Times New Roman" w:cs="Times New Roman"/>
-          <w:sz w:val="28"/>
-          <w:szCs w:val="28"/>
-        </w:rPr>
-        <w:t>.</w:t>
+        <w:t xml:space="preserve"> disc.</w:t>
       </w:r>
     </w:p>
     <w:p>
@@ -11638,16 +11338,7 @@
           <w:szCs w:val="28"/>
           <w:lang w:val="ru-RU"/>
         </w:rPr>
-        <w:t xml:space="preserve"> дисков — прямое визуальное подтверждени</w:t>
-      </w:r>
-      <w:r>
-        <w:rPr>
-          <w:rFonts w:ascii="Times New Roman" w:hAnsi="Times New Roman" w:cs="Times New Roman"/>
-          <w:sz w:val="28"/>
-          <w:szCs w:val="28"/>
-          <w:lang w:val="ru-RU"/>
-        </w:rPr>
-        <w:t>е потери информации.</w:t>
+        <w:t xml:space="preserve"> дисков — прямое визуальное подтверждение потери информации.</w:t>
       </w:r>
     </w:p>
     <w:p>
@@ -11902,16 +11593,7 @@
           <w:szCs w:val="28"/>
           <w:lang w:val="ru-RU"/>
         </w:rPr>
-        <w:t>_32</w:t>
-      </w:r>
-      <w:r>
-        <w:rPr>
-          <w:rFonts w:ascii="Times New Roman" w:hAnsi="Times New Roman" w:cs="Times New Roman"/>
-          <w:sz w:val="28"/>
-          <w:szCs w:val="28"/>
-          <w:lang w:val="ru-RU"/>
-        </w:rPr>
-        <w:t>.</w:t>
+        <w:t>_32.</w:t>
       </w:r>
     </w:p>
     <w:p>
@@ -12291,41 +11973,22 @@
           <w:szCs w:val="28"/>
         </w:rPr>
       </w:pPr>
-      <w:proofErr w:type="gramStart"/>
-      <w:r>
-        <w:rPr>
-          <w:rFonts w:ascii="Times New Roman" w:hAnsi="Times New Roman" w:cs="Times New Roman"/>
-          <w:b/>
-          <w:sz w:val="28"/>
-          <w:szCs w:val="28"/>
-        </w:rPr>
-        <w:t>5</w:t>
-      </w:r>
-      <w:proofErr w:type="gramEnd"/>
-      <w:r>
-        <w:rPr>
-          <w:rFonts w:ascii="Times New Roman" w:hAnsi="Times New Roman" w:cs="Times New Roman"/>
-          <w:b/>
-          <w:sz w:val="28"/>
-          <w:szCs w:val="28"/>
-        </w:rPr>
-        <w:t xml:space="preserve"> seed</w:t>
-      </w:r>
-      <w:r>
-        <w:rPr>
-          <w:rFonts w:ascii="Times New Roman" w:hAnsi="Times New Roman" w:cs="Times New Roman"/>
-          <w:sz w:val="28"/>
-          <w:szCs w:val="28"/>
-        </w:rPr>
-        <w:t xml:space="preserve"> </w:t>
-      </w:r>
-      <w:r>
-        <w:rPr>
-          <w:rFonts w:ascii="Times New Roman" w:hAnsi="Times New Roman" w:cs="Times New Roman"/>
-          <w:sz w:val="28"/>
-          <w:szCs w:val="28"/>
-        </w:rPr>
-        <w:t xml:space="preserve">— </w:t>
+      <w:r>
+        <w:rPr>
+          <w:rFonts w:ascii="Times New Roman" w:hAnsi="Times New Roman" w:cs="Times New Roman"/>
+          <w:b/>
+          <w:sz w:val="28"/>
+          <w:szCs w:val="28"/>
+        </w:rPr>
+        <w:t>5 seed</w:t>
+      </w:r>
+      <w:r>
+        <w:rPr>
+          <w:rFonts w:ascii="Times New Roman" w:hAnsi="Times New Roman" w:cs="Times New Roman"/>
+          <w:sz w:val="28"/>
+          <w:szCs w:val="28"/>
+        </w:rPr>
+        <w:t xml:space="preserve"> — </w:t>
       </w:r>
       <w:proofErr w:type="spellStart"/>
       <w:r>
@@ -12582,17 +12245,7 @@
           <w:szCs w:val="28"/>
           <w:lang w:val="ru-RU"/>
         </w:rPr>
-        <w:t>За д</w:t>
-      </w:r>
-      <w:r>
-        <w:rPr>
-          <w:rFonts w:ascii="Times New Roman" w:hAnsi="Times New Roman" w:cs="Times New Roman"/>
-          <w:b/>
-          <w:sz w:val="28"/>
-          <w:szCs w:val="28"/>
-          <w:lang w:val="ru-RU"/>
-        </w:rPr>
-        <w:t>опуском ±1.0</w:t>
+        <w:t>За допуском ±1.0</w:t>
       </w:r>
       <w:r>
         <w:rPr>
@@ -12910,16 +12563,7 @@
           <w:szCs w:val="28"/>
           <w:lang w:val="ru-RU"/>
         </w:rPr>
-        <w:t xml:space="preserve"> +49 тыс. (101 → 150 тыс., +49 %) — р</w:t>
-      </w:r>
-      <w:r>
-        <w:rPr>
-          <w:rFonts w:ascii="Times New Roman" w:hAnsi="Times New Roman" w:cs="Times New Roman"/>
-          <w:sz w:val="28"/>
-          <w:szCs w:val="28"/>
-          <w:lang w:val="ru-RU"/>
-        </w:rPr>
-        <w:t xml:space="preserve">ост ёмкости. Изменились только последний слой кодировщика и первый слой </w:t>
+        <w:t xml:space="preserve"> +49 тыс. (101 → 150 тыс., +49 %) — рост ёмкости. Изменились только последний слой кодировщика и первый слой </w:t>
       </w:r>
       <w:proofErr w:type="spellStart"/>
       <w:r>
@@ -13130,17 +12774,7 @@
           <w:szCs w:val="28"/>
           <w:lang w:val="ru-RU"/>
         </w:rPr>
-        <w:t>Д</w:t>
-      </w:r>
-      <w:r>
-        <w:rPr>
-          <w:rFonts w:ascii="Times New Roman" w:hAnsi="Times New Roman" w:cs="Times New Roman"/>
-          <w:b/>
-          <w:sz w:val="28"/>
-          <w:szCs w:val="28"/>
-          <w:lang w:val="ru-RU"/>
-        </w:rPr>
-        <w:t xml:space="preserve">иагностика по </w:t>
+        <w:t xml:space="preserve">Диагностика по </w:t>
       </w:r>
       <w:r>
         <w:rPr>
@@ -13374,16 +13008,7 @@
           <w:szCs w:val="28"/>
           <w:lang w:val="ru-RU"/>
         </w:rPr>
-        <w:t>=8 сеть вынуждена сильно сжимать → теряетс</w:t>
-      </w:r>
-      <w:r>
-        <w:rPr>
-          <w:rFonts w:ascii="Times New Roman" w:hAnsi="Times New Roman" w:cs="Times New Roman"/>
-          <w:sz w:val="28"/>
-          <w:szCs w:val="28"/>
-          <w:lang w:val="ru-RU"/>
-        </w:rPr>
-        <w:t xml:space="preserve">я точность. При </w:t>
+        <w:t xml:space="preserve">=8 сеть вынуждена сильно сжимать → теряется точность. При </w:t>
       </w:r>
       <w:r>
         <w:rPr>
@@ -13584,16 +13209,7 @@
           <w:szCs w:val="28"/>
           <w:lang w:val="ru-RU"/>
         </w:rPr>
-        <w:t xml:space="preserve"> по </w:t>
-      </w:r>
-      <w:r>
-        <w:rPr>
-          <w:rFonts w:ascii="Times New Roman" w:hAnsi="Times New Roman" w:cs="Times New Roman"/>
-          <w:sz w:val="28"/>
-          <w:szCs w:val="28"/>
-          <w:lang w:val="ru-RU"/>
-        </w:rPr>
-        <w:t xml:space="preserve">параметрам. Время различается (~15 %) — </w:t>
+        <w:t xml:space="preserve"> по параметрам. Время различается (~15 %) — </w:t>
       </w:r>
       <w:r>
         <w:rPr>
@@ -13918,15 +13534,7 @@
           <w:sz w:val="28"/>
           <w:szCs w:val="28"/>
         </w:rPr>
-        <w:t xml:space="preserve"> </w:t>
-      </w:r>
-      <w:r>
-        <w:rPr>
-          <w:rFonts w:ascii="Times New Roman" w:hAnsi="Times New Roman" w:cs="Times New Roman"/>
-          <w:sz w:val="28"/>
-          <w:szCs w:val="28"/>
-        </w:rPr>
-        <w:t>LR07/artifacts/</w:t>
+        <w:t xml:space="preserve"> LR07/artifacts/</w:t>
       </w:r>
     </w:p>
     <w:tbl>
@@ -14304,15 +13912,7 @@
           <w:sz w:val="28"/>
           <w:szCs w:val="28"/>
         </w:rPr>
-        <w:t xml:space="preserve"> </w:t>
-      </w:r>
-      <w:r>
-        <w:rPr>
-          <w:rFonts w:ascii="Times New Roman" w:hAnsi="Times New Roman" w:cs="Times New Roman"/>
-          <w:sz w:val="28"/>
-          <w:szCs w:val="28"/>
-        </w:rPr>
-        <w:t>LR07/</w:t>
+        <w:t xml:space="preserve"> LR07/</w:t>
       </w:r>
       <w:proofErr w:type="spellStart"/>
       <w:r>
@@ -14642,338 +14242,10 @@
           <w:rFonts w:ascii="Times New Roman" w:hAnsi="Times New Roman" w:cs="Times New Roman"/>
           <w:sz w:val="28"/>
           <w:szCs w:val="28"/>
-          <w:lang w:val="ru-RU"/>
-        </w:rPr>
-      </w:pPr>
-      <w:r>
-        <w:rPr>
-          <w:rFonts w:ascii="Times New Roman" w:hAnsi="Times New Roman" w:cs="Times New Roman"/>
-          <w:b/>
-          <w:sz w:val="28"/>
-          <w:szCs w:val="28"/>
-          <w:lang w:val="ru-RU"/>
-        </w:rPr>
-        <w:t>Эталоны от преподавателя:</w:t>
-      </w:r>
-      <w:r>
-        <w:rPr>
-          <w:rFonts w:ascii="Times New Roman" w:hAnsi="Times New Roman" w:cs="Times New Roman"/>
-          <w:sz w:val="28"/>
-          <w:szCs w:val="28"/>
-          <w:lang w:val="ru-RU"/>
-        </w:rPr>
-        <w:t xml:space="preserve"> </w:t>
-      </w:r>
-      <w:r>
-        <w:rPr>
-          <w:rFonts w:ascii="Times New Roman" w:hAnsi="Times New Roman" w:cs="Times New Roman"/>
-          <w:sz w:val="28"/>
-          <w:szCs w:val="28"/>
-        </w:rPr>
-        <w:t>LR</w:t>
-      </w:r>
-      <w:r>
-        <w:rPr>
-          <w:rFonts w:ascii="Times New Roman" w:hAnsi="Times New Roman" w:cs="Times New Roman"/>
-          <w:sz w:val="28"/>
-          <w:szCs w:val="28"/>
-          <w:lang w:val="ru-RU"/>
-        </w:rPr>
-        <w:t>07/</w:t>
-      </w:r>
-      <w:r>
-        <w:rPr>
-          <w:rFonts w:ascii="Times New Roman" w:hAnsi="Times New Roman" w:cs="Times New Roman"/>
-          <w:sz w:val="28"/>
-          <w:szCs w:val="28"/>
-        </w:rPr>
-        <w:t>demo</w:t>
-      </w:r>
-      <w:r>
-        <w:rPr>
-          <w:rFonts w:ascii="Times New Roman" w:hAnsi="Times New Roman" w:cs="Times New Roman"/>
-          <w:sz w:val="28"/>
-          <w:szCs w:val="28"/>
-          <w:lang w:val="ru-RU"/>
-        </w:rPr>
-        <w:t>_</w:t>
-      </w:r>
-      <w:r>
-        <w:rPr>
-          <w:rFonts w:ascii="Times New Roman" w:hAnsi="Times New Roman" w:cs="Times New Roman"/>
-          <w:sz w:val="28"/>
-          <w:szCs w:val="28"/>
-        </w:rPr>
-        <w:t>journal</w:t>
-      </w:r>
-      <w:r>
-        <w:rPr>
-          <w:rFonts w:ascii="Times New Roman" w:hAnsi="Times New Roman" w:cs="Times New Roman"/>
-          <w:sz w:val="28"/>
-          <w:szCs w:val="28"/>
-          <w:lang w:val="ru-RU"/>
-        </w:rPr>
-        <w:t>/</w:t>
-      </w:r>
-    </w:p>
-    <w:p>
-      <w:pPr>
-        <w:pStyle w:val="a0"/>
-        <w:numPr>
-          <w:ilvl w:val="0"/>
-          <w:numId w:val="11"/>
-        </w:numPr>
-        <w:tabs>
-          <w:tab w:val="left" w:pos="709"/>
-        </w:tabs>
-        <w:rPr>
-          <w:rFonts w:ascii="Times New Roman" w:hAnsi="Times New Roman" w:cs="Times New Roman"/>
-          <w:sz w:val="28"/>
-          <w:szCs w:val="28"/>
-          <w:lang w:val="ru-RU"/>
-        </w:rPr>
-      </w:pPr>
-      <w:proofErr w:type="spellStart"/>
-      <w:r>
-        <w:rPr>
-          <w:rFonts w:ascii="Times New Roman" w:hAnsi="Times New Roman" w:cs="Times New Roman"/>
-          <w:sz w:val="28"/>
-          <w:szCs w:val="28"/>
-        </w:rPr>
-        <w:t>colab</w:t>
-      </w:r>
-      <w:proofErr w:type="spellEnd"/>
-      <w:r>
-        <w:rPr>
-          <w:rFonts w:ascii="Times New Roman" w:hAnsi="Times New Roman" w:cs="Times New Roman"/>
-          <w:sz w:val="28"/>
-          <w:szCs w:val="28"/>
-          <w:lang w:val="ru-RU"/>
-        </w:rPr>
-        <w:t>_</w:t>
-      </w:r>
-      <w:r>
-        <w:rPr>
-          <w:rFonts w:ascii="Times New Roman" w:hAnsi="Times New Roman" w:cs="Times New Roman"/>
-          <w:sz w:val="28"/>
-          <w:szCs w:val="28"/>
-        </w:rPr>
-        <w:t>run</w:t>
-      </w:r>
-      <w:r>
-        <w:rPr>
-          <w:rFonts w:ascii="Times New Roman" w:hAnsi="Times New Roman" w:cs="Times New Roman"/>
-          <w:sz w:val="28"/>
-          <w:szCs w:val="28"/>
-          <w:lang w:val="ru-RU"/>
-        </w:rPr>
-        <w:t>_</w:t>
-      </w:r>
-      <w:r>
-        <w:rPr>
-          <w:rFonts w:ascii="Times New Roman" w:hAnsi="Times New Roman" w:cs="Times New Roman"/>
-          <w:sz w:val="28"/>
-          <w:szCs w:val="28"/>
-        </w:rPr>
-        <w:t>log</w:t>
-      </w:r>
-      <w:r>
-        <w:rPr>
-          <w:rFonts w:ascii="Times New Roman" w:hAnsi="Times New Roman" w:cs="Times New Roman"/>
-          <w:sz w:val="28"/>
-          <w:szCs w:val="28"/>
-          <w:lang w:val="ru-RU"/>
-        </w:rPr>
-        <w:t>.</w:t>
-      </w:r>
-      <w:r>
-        <w:rPr>
-          <w:rFonts w:ascii="Times New Roman" w:hAnsi="Times New Roman" w:cs="Times New Roman"/>
-          <w:sz w:val="28"/>
-          <w:szCs w:val="28"/>
-        </w:rPr>
-        <w:t>md</w:t>
-      </w:r>
-      <w:r>
-        <w:rPr>
-          <w:rFonts w:ascii="Times New Roman" w:hAnsi="Times New Roman" w:cs="Times New Roman"/>
-          <w:sz w:val="28"/>
-          <w:szCs w:val="28"/>
-          <w:lang w:val="ru-RU"/>
-        </w:rPr>
-        <w:t xml:space="preserve"> — журнал </w:t>
-      </w:r>
-      <w:proofErr w:type="spellStart"/>
-      <w:r>
-        <w:rPr>
-          <w:rFonts w:ascii="Times New Roman" w:hAnsi="Times New Roman" w:cs="Times New Roman"/>
-          <w:sz w:val="28"/>
-          <w:szCs w:val="28"/>
-          <w:lang w:val="ru-RU"/>
-        </w:rPr>
-        <w:t>демо</w:t>
-      </w:r>
-      <w:proofErr w:type="spellEnd"/>
-    </w:p>
-    <w:p>
-      <w:pPr>
-        <w:pStyle w:val="a0"/>
-        <w:numPr>
-          <w:ilvl w:val="0"/>
-          <w:numId w:val="11"/>
-        </w:numPr>
-        <w:tabs>
-          <w:tab w:val="left" w:pos="709"/>
-        </w:tabs>
-        <w:rPr>
-          <w:rFonts w:ascii="Times New Roman" w:hAnsi="Times New Roman" w:cs="Times New Roman"/>
-          <w:sz w:val="28"/>
-          <w:szCs w:val="28"/>
-          <w:lang w:val="ru-RU"/>
-        </w:rPr>
-      </w:pPr>
-      <w:r>
-        <w:rPr>
-          <w:rFonts w:ascii="Times New Roman" w:hAnsi="Times New Roman" w:cs="Times New Roman"/>
-          <w:sz w:val="28"/>
-          <w:szCs w:val="28"/>
-        </w:rPr>
-        <w:t>comparison</w:t>
-      </w:r>
-      <w:r>
-        <w:rPr>
-          <w:rFonts w:ascii="Times New Roman" w:hAnsi="Times New Roman" w:cs="Times New Roman"/>
-          <w:sz w:val="28"/>
-          <w:szCs w:val="28"/>
-          <w:lang w:val="ru-RU"/>
-        </w:rPr>
-        <w:t>_</w:t>
-      </w:r>
-      <w:r>
-        <w:rPr>
-          <w:rFonts w:ascii="Times New Roman" w:hAnsi="Times New Roman" w:cs="Times New Roman"/>
-          <w:sz w:val="28"/>
-          <w:szCs w:val="28"/>
-        </w:rPr>
-        <w:t>variant</w:t>
-      </w:r>
-      <w:r>
-        <w:rPr>
-          <w:rFonts w:ascii="Times New Roman" w:hAnsi="Times New Roman" w:cs="Times New Roman"/>
-          <w:sz w:val="28"/>
-          <w:szCs w:val="28"/>
-          <w:lang w:val="ru-RU"/>
-        </w:rPr>
-        <w:t>01.</w:t>
-      </w:r>
-      <w:proofErr w:type="spellStart"/>
-      <w:r>
-        <w:rPr>
-          <w:rFonts w:ascii="Times New Roman" w:hAnsi="Times New Roman" w:cs="Times New Roman"/>
-          <w:sz w:val="28"/>
-          <w:szCs w:val="28"/>
-        </w:rPr>
-        <w:t>png</w:t>
-      </w:r>
-      <w:proofErr w:type="spellEnd"/>
-      <w:r>
-        <w:rPr>
-          <w:rFonts w:ascii="Times New Roman" w:hAnsi="Times New Roman" w:cs="Times New Roman"/>
-          <w:sz w:val="28"/>
-          <w:szCs w:val="28"/>
-          <w:lang w:val="ru-RU"/>
-        </w:rPr>
-        <w:t xml:space="preserve"> — сравнение для варианта 1</w:t>
-      </w:r>
-    </w:p>
-    <w:p>
-      <w:pPr>
-        <w:pStyle w:val="a0"/>
-        <w:numPr>
-          <w:ilvl w:val="0"/>
-          <w:numId w:val="11"/>
-        </w:numPr>
-        <w:tabs>
-          <w:tab w:val="left" w:pos="709"/>
-        </w:tabs>
-        <w:rPr>
-          <w:rFonts w:ascii="Times New Roman" w:hAnsi="Times New Roman" w:cs="Times New Roman"/>
-          <w:sz w:val="28"/>
-          <w:szCs w:val="28"/>
-        </w:rPr>
-      </w:pPr>
-      <w:r>
-        <w:rPr>
-          <w:rFonts w:ascii="Times New Roman" w:hAnsi="Times New Roman" w:cs="Times New Roman"/>
-          <w:sz w:val="28"/>
-          <w:szCs w:val="28"/>
-        </w:rPr>
-        <w:t>results_30_variants.json</w:t>
-      </w:r>
-      <w:r>
-        <w:rPr>
-          <w:rFonts w:ascii="Times New Roman" w:hAnsi="Times New Roman" w:cs="Times New Roman"/>
-          <w:sz w:val="28"/>
-          <w:szCs w:val="28"/>
-        </w:rPr>
-        <w:t xml:space="preserve"> — </w:t>
-      </w:r>
-      <w:proofErr w:type="spellStart"/>
-      <w:r>
-        <w:rPr>
-          <w:rFonts w:ascii="Times New Roman" w:hAnsi="Times New Roman" w:cs="Times New Roman"/>
-          <w:sz w:val="28"/>
-          <w:szCs w:val="28"/>
-        </w:rPr>
-        <w:t>эталон</w:t>
-      </w:r>
-      <w:proofErr w:type="spellEnd"/>
-      <w:r>
-        <w:rPr>
-          <w:rFonts w:ascii="Times New Roman" w:hAnsi="Times New Roman" w:cs="Times New Roman"/>
-          <w:sz w:val="28"/>
-          <w:szCs w:val="28"/>
-        </w:rPr>
-        <w:t xml:space="preserve"> </w:t>
-      </w:r>
-      <w:proofErr w:type="spellStart"/>
-      <w:r>
-        <w:rPr>
-          <w:rFonts w:ascii="Times New Roman" w:hAnsi="Times New Roman" w:cs="Times New Roman"/>
-          <w:sz w:val="28"/>
-          <w:szCs w:val="28"/>
-        </w:rPr>
-        <w:t>для</w:t>
-      </w:r>
-      <w:proofErr w:type="spellEnd"/>
-      <w:r>
-        <w:rPr>
-          <w:rFonts w:ascii="Times New Roman" w:hAnsi="Times New Roman" w:cs="Times New Roman"/>
-          <w:sz w:val="28"/>
-          <w:szCs w:val="28"/>
-        </w:rPr>
-        <w:t xml:space="preserve"> </w:t>
-      </w:r>
-      <w:proofErr w:type="spellStart"/>
-      <w:r>
-        <w:rPr>
-          <w:rFonts w:ascii="Times New Roman" w:hAnsi="Times New Roman" w:cs="Times New Roman"/>
-          <w:sz w:val="28"/>
-          <w:szCs w:val="28"/>
-        </w:rPr>
-        <w:t>сверки</w:t>
-      </w:r>
-      <w:proofErr w:type="spellEnd"/>
-    </w:p>
-    <w:p>
-      <w:pPr>
-        <w:pStyle w:val="a0"/>
-        <w:rPr>
-          <w:rFonts w:ascii="Times New Roman" w:hAnsi="Times New Roman" w:cs="Times New Roman"/>
-          <w:sz w:val="28"/>
-          <w:szCs w:val="28"/>
-        </w:rPr>
-      </w:pPr>
+        </w:rPr>
+      </w:pPr>
+      <w:bookmarkStart w:id="0" w:name="_GoBack"/>
+      <w:bookmarkEnd w:id="0"/>
       <w:proofErr w:type="spellStart"/>
       <w:r>
         <w:rPr>
@@ -15000,23 +14272,7 @@
           <w:sz w:val="28"/>
           <w:szCs w:val="28"/>
         </w:rPr>
-        <w:t xml:space="preserve"> </w:t>
-      </w:r>
-      <w:r>
-        <w:rPr>
-          <w:rFonts w:ascii="Times New Roman" w:hAnsi="Times New Roman" w:cs="Times New Roman"/>
-          <w:sz w:val="28"/>
-          <w:szCs w:val="28"/>
-        </w:rPr>
-        <w:t>LR07/journal.md</w:t>
-      </w:r>
-      <w:r>
-        <w:rPr>
-          <w:rFonts w:ascii="Times New Roman" w:hAnsi="Times New Roman" w:cs="Times New Roman"/>
-          <w:sz w:val="28"/>
-          <w:szCs w:val="28"/>
-        </w:rPr>
-        <w:t>.</w:t>
+        <w:t xml:space="preserve"> LR07/journal.md.</w:t>
       </w:r>
       <w:r>
         <w:rPr>
@@ -15172,16 +14428,7 @@
           <w:szCs w:val="28"/>
           <w:lang w:val="ru-RU"/>
         </w:rPr>
-        <w:t xml:space="preserve"> (о</w:t>
-      </w:r>
-      <w:r>
-        <w:rPr>
-          <w:rFonts w:ascii="Times New Roman" w:hAnsi="Times New Roman" w:cs="Times New Roman"/>
-          <w:sz w:val="28"/>
-          <w:szCs w:val="28"/>
-          <w:lang w:val="ru-RU"/>
-        </w:rPr>
-        <w:t>тдельный от ЛР 5–6).</w:t>
+        <w:t xml:space="preserve"> (отдельный от ЛР 5–6).</w:t>
       </w:r>
     </w:p>
     <w:p>
@@ -15411,16 +14658,7 @@
           <w:szCs w:val="28"/>
           <w:lang w:val="ru-RU"/>
         </w:rPr>
-        <w:t>26)</w:t>
-      </w:r>
-      <w:r>
-        <w:rPr>
-          <w:rFonts w:ascii="Times New Roman" w:hAnsi="Times New Roman" w:cs="Times New Roman"/>
-          <w:sz w:val="28"/>
-          <w:szCs w:val="28"/>
-          <w:lang w:val="ru-RU"/>
-        </w:rPr>
-        <w:t xml:space="preserve"> — получена таблица метрик.</w:t>
+        <w:t>26) — получена таблица метрик.</w:t>
       </w:r>
     </w:p>
     <w:p>
@@ -15491,16 +14729,7 @@
           <w:szCs w:val="28"/>
           <w:lang w:val="ru-RU"/>
         </w:rPr>
-        <w:t xml:space="preserve"> совпали в </w:t>
-      </w:r>
-      <w:r>
-        <w:rPr>
-          <w:rFonts w:ascii="Times New Roman" w:hAnsi="Times New Roman" w:cs="Times New Roman"/>
-          <w:sz w:val="28"/>
-          <w:szCs w:val="28"/>
-          <w:lang w:val="ru-RU"/>
-        </w:rPr>
-        <w:t>пределах 0.02 дБ, параметры точно.</w:t>
+        <w:t xml:space="preserve"> совпали в пределах 0.02 дБ, параметры точно.</w:t>
       </w:r>
     </w:p>
     <w:p>
@@ -15758,7 +14987,6 @@
           <w:sz w:val="28"/>
           <w:szCs w:val="28"/>
         </w:rPr>
-        <w:lastRenderedPageBreak/>
         <w:t>Приложение</w:t>
       </w:r>
       <w:proofErr w:type="spellEnd"/>
@@ -15920,6 +15148,7 @@
           <w:sz w:val="28"/>
           <w:szCs w:val="28"/>
         </w:rPr>
+        <w:lastRenderedPageBreak/>
         <w:br/>
         <w:t xml:space="preserve"># </w:t>
       </w:r>
@@ -16047,15 +15276,7 @@
           <w:szCs w:val="28"/>
         </w:rPr>
         <w:br/>
-        <w:t>for name, a, s, b, d, q, sig in res["</w:t>
-      </w:r>
-      <w:r>
-        <w:rPr>
-          <w:rFonts w:ascii="Courier New" w:hAnsi="Courier New" w:cs="Courier New"/>
-          <w:sz w:val="28"/>
-          <w:szCs w:val="28"/>
-        </w:rPr>
-        <w:t>rows"]:</w:t>
+        <w:t>for name, a, s, b, d, q, sig in res["rows"]:</w:t>
       </w:r>
       <w:r>
         <w:rPr>
@@ -16385,15 +15606,7 @@
           <w:sz w:val="28"/>
           <w:szCs w:val="28"/>
         </w:rPr>
-        <w:t>эта</w:t>
-      </w:r>
-      <w:r>
-        <w:rPr>
-          <w:rFonts w:ascii="Courier New" w:hAnsi="Courier New" w:cs="Courier New"/>
-          <w:sz w:val="28"/>
-          <w:szCs w:val="28"/>
-        </w:rPr>
-        <w:t>лон</w:t>
+        <w:t>эталон</w:t>
       </w:r>
       <w:proofErr w:type="spellEnd"/>
       <w:r>
@@ -16741,15 +15954,7 @@
           <w:sz w:val="28"/>
           <w:szCs w:val="28"/>
         </w:rPr>
-        <w:t>Сравнитель</w:t>
-      </w:r>
-      <w:r>
-        <w:rPr>
-          <w:rFonts w:ascii="Courier New" w:hAnsi="Courier New" w:cs="Courier New"/>
-          <w:sz w:val="28"/>
-          <w:szCs w:val="28"/>
-        </w:rPr>
-        <w:t>ный</w:t>
+        <w:t>Сравнительный</w:t>
       </w:r>
       <w:proofErr w:type="spellEnd"/>
       <w:r>
@@ -17279,15 +16484,7 @@
           <w:sz w:val="28"/>
           <w:szCs w:val="28"/>
         </w:rPr>
-        <w:t>("c</w:t>
-      </w:r>
-      <w:r>
-        <w:rPr>
-          <w:rFonts w:ascii="Courier New" w:hAnsi="Courier New" w:cs="Courier New"/>
-          <w:sz w:val="28"/>
-          <w:szCs w:val="28"/>
-        </w:rPr>
-        <w:t>omparison.png")</w:t>
+        <w:t>("comparison.png")</w:t>
       </w:r>
       <w:proofErr w:type="gramEnd"/>
     </w:p>
@@ -17307,7 +16504,6 @@
           <w:sz w:val="28"/>
           <w:szCs w:val="28"/>
         </w:rPr>
-        <w:lastRenderedPageBreak/>
         <w:t>Приложение</w:t>
       </w:r>
       <w:proofErr w:type="spellEnd"/>
@@ -17681,6 +16877,7 @@
                 <w:sz w:val="28"/>
                 <w:szCs w:val="28"/>
               </w:rPr>
+              <w:lastRenderedPageBreak/>
               <w:t xml:space="preserve">PSNR B, </w:t>
             </w:r>
             <w:proofErr w:type="spellStart"/>
@@ -18554,15 +17751,7 @@
                 <w:sz w:val="28"/>
                 <w:szCs w:val="28"/>
               </w:rPr>
-              <w:t>−</w:t>
-            </w:r>
-            <w:r>
-              <w:rPr>
-                <w:rFonts w:ascii="Times New Roman" w:hAnsi="Times New Roman" w:cs="Times New Roman"/>
-                <w:sz w:val="28"/>
-                <w:szCs w:val="28"/>
-              </w:rPr>
-              <w:t>15 % (GPU)</w:t>
+              <w:t>−15 % (GPU)</w:t>
             </w:r>
           </w:p>
         </w:tc>
@@ -18701,16 +17890,7 @@
           <w:szCs w:val="28"/>
           <w:lang w:val="ru-RU"/>
         </w:rPr>
-        <w:t xml:space="preserve">. Строка 1 — </w:t>
-      </w:r>
-      <w:r>
-        <w:rPr>
-          <w:rFonts w:ascii="Times New Roman" w:hAnsi="Times New Roman" w:cs="Times New Roman"/>
-          <w:sz w:val="28"/>
-          <w:szCs w:val="28"/>
-          <w:lang w:val="ru-RU"/>
-        </w:rPr>
-        <w:t xml:space="preserve">оригиналы; строка 2 — режим </w:t>
+        <w:t xml:space="preserve">. Строка 1 — оригиналы; строка 2 — режим </w:t>
       </w:r>
       <w:r>
         <w:rPr>
@@ -19219,7 +18399,6 @@
     <w:lvl w:ilvl="0">
       <w:start w:val="1"/>
       <w:numFmt w:val="none"/>
-      <w:pStyle w:val="1"/>
       <w:suff w:val="nothing"/>
       <w:lvlText w:val=""/>
       <w:lvlJc w:val="left"/>
@@ -19233,7 +18412,6 @@
     <w:lvl w:ilvl="1">
       <w:start w:val="1"/>
       <w:numFmt w:val="none"/>
-      <w:pStyle w:val="2"/>
       <w:suff w:val="nothing"/>
       <w:lvlText w:val=""/>
       <w:lvlJc w:val="left"/>
@@ -19247,7 +18425,6 @@
     <w:lvl w:ilvl="2">
       <w:start w:val="1"/>
       <w:numFmt w:val="none"/>
-      <w:pStyle w:val="3"/>
       <w:suff w:val="nothing"/>
       <w:lvlText w:val=""/>
       <w:lvlJc w:val="left"/>
